--- a/docs/word/MERIDIAN-HLD.docx
+++ b/docs/word/MERIDIAN-HLD.docx
@@ -185,7 +185,7 @@
                 <w:sz w:val="18"/>
                 <w:szCs w:val="18"/>
               </w:rPr>
-              <w:t xml:space="preserve">MERIDIAN 1.0.0 - SIEM-less detection, investigation and response with AI agents over MCP</w:t>
+              <w:t xml:space="preserve">MERIDIAN 1.0.1 - SIEM-less detection, investigation and response with AI agents over MCP</w:t>
             </w:r>
           </w:p>
         </w:tc>
@@ -365,7 +365,7 @@
                 <w:sz w:val="18"/>
                 <w:szCs w:val="18"/>
               </w:rPr>
-              <w:t xml:space="preserve">1.0.0 / 2026-10-01</w:t>
+              <w:t xml:space="preserve">1.0.1 / 2026-10-02</w:t>
             </w:r>
           </w:p>
         </w:tc>
@@ -15088,7 +15088,7 @@
         <w:spacing w:after="140"/>
       </w:pPr>
       <w:r>
-        <w:t xml:space="preserve">This document lists the security controls of MERIDIAN 1.0.0, the threats they address, the residual risks, and the hardening options for regulated estates. It complements HLD section 8.</w:t>
+        <w:t xml:space="preserve">This document lists the security controls of MERIDIAN 1.0.1, the threats they address, the residual risks, and the hardening options for regulated estates. It complements HLD section 8.</w:t>
       </w:r>
     </w:p>
     <w:p>
@@ -28395,6 +28395,864 @@
                 <w:szCs w:val="18"/>
               </w:rPr>
               <w:t xml:space="preserve">; Terraform test</w:t>
+            </w:r>
+          </w:p>
+        </w:tc>
+      </w:tr>
+    </w:tbl>
+    <w:p>
+      <w:pPr>
+        <w:spacing w:after="120"/>
+      </w:pPr>
+    </w:p>
+    <w:p>
+      <w:pPr>
+        <w:pStyle w:val="Heading2"/>
+      </w:pPr>
+      <w:r>
+        <w:t xml:space="preserve">Fifth review: repository review of v1.0.0 (release 1.0.1)</w:t>
+      </w:r>
+    </w:p>
+    <w:p>
+      <w:pPr>
+        <w:spacing w:after="140"/>
+      </w:pPr>
+      <w:r>
+        <w:t xml:space="preserve">A review of the repository as published on GitHub (fresh clone, CI steps re-run, links and secrets scanned).</w:t>
+      </w:r>
+    </w:p>
+    <w:tbl>
+      <w:tblPr>
+        <w:tblW w:type="dxa" w:w="9638"/>
+        <w:tblBorders>
+          <w:top w:val="single" w:color="auto" w:sz="4"/>
+          <w:left w:val="single" w:color="auto" w:sz="4"/>
+          <w:bottom w:val="single" w:color="auto" w:sz="4"/>
+          <w:right w:val="single" w:color="auto" w:sz="4"/>
+          <w:insideH w:val="single" w:color="auto" w:sz="4"/>
+          <w:insideV w:val="single" w:color="auto" w:sz="4"/>
+        </w:tblBorders>
+      </w:tblPr>
+      <w:tblGrid>
+        <w:gridCol w:w="656"/>
+        <w:gridCol w:w="1299"/>
+        <w:gridCol w:w="1851"/>
+        <w:gridCol w:w="2516"/>
+        <w:gridCol w:w="3316"/>
+      </w:tblGrid>
+      <w:tr>
+        <w:trPr>
+          <w:tblHeader/>
+        </w:trPr>
+        <w:tc>
+          <w:tcPr>
+            <w:tcW w:type="dxa" w:w="656"/>
+            <w:tcBorders>
+              <w:top w:val="single" w:color="D0D7DE" w:sz="4"/>
+              <w:left w:val="single" w:color="D0D7DE" w:sz="4"/>
+              <w:bottom w:val="single" w:color="D0D7DE" w:sz="4"/>
+              <w:right w:val="single" w:color="D0D7DE" w:sz="4"/>
+            </w:tcBorders>
+            <w:shd w:fill="EAF1FB" w:color="auto" w:val="clear"/>
+            <w:tcMar>
+              <w:top w:type="dxa" w:w="50"/>
+              <w:left w:type="dxa" w:w="90"/>
+              <w:bottom w:type="dxa" w:w="50"/>
+              <w:right w:type="dxa" w:w="90"/>
+            </w:tcMar>
+          </w:tcPr>
+          <w:p>
+            <w:pPr>
+              <w:spacing w:after="0" w:before="0"/>
+            </w:pPr>
+            <w:r>
+              <w:rPr>
+                <w:b/>
+                <w:bCs/>
+                <w:sz w:val="18"/>
+                <w:szCs w:val="18"/>
+              </w:rPr>
+              <w:t xml:space="preserve">ID</w:t>
+            </w:r>
+          </w:p>
+        </w:tc>
+        <w:tc>
+          <w:tcPr>
+            <w:tcW w:type="dxa" w:w="1299"/>
+            <w:tcBorders>
+              <w:top w:val="single" w:color="D0D7DE" w:sz="4"/>
+              <w:left w:val="single" w:color="D0D7DE" w:sz="4"/>
+              <w:bottom w:val="single" w:color="D0D7DE" w:sz="4"/>
+              <w:right w:val="single" w:color="D0D7DE" w:sz="4"/>
+            </w:tcBorders>
+            <w:shd w:fill="EAF1FB" w:color="auto" w:val="clear"/>
+            <w:tcMar>
+              <w:top w:type="dxa" w:w="50"/>
+              <w:left w:type="dxa" w:w="90"/>
+              <w:bottom w:type="dxa" w:w="50"/>
+              <w:right w:type="dxa" w:w="90"/>
+            </w:tcMar>
+          </w:tcPr>
+          <w:p>
+            <w:pPr>
+              <w:spacing w:after="0" w:before="0"/>
+            </w:pPr>
+            <w:r>
+              <w:rPr>
+                <w:b/>
+                <w:bCs/>
+                <w:sz w:val="18"/>
+                <w:szCs w:val="18"/>
+              </w:rPr>
+              <w:t xml:space="preserve">Area</w:t>
+            </w:r>
+          </w:p>
+        </w:tc>
+        <w:tc>
+          <w:tcPr>
+            <w:tcW w:type="dxa" w:w="1851"/>
+            <w:tcBorders>
+              <w:top w:val="single" w:color="D0D7DE" w:sz="4"/>
+              <w:left w:val="single" w:color="D0D7DE" w:sz="4"/>
+              <w:bottom w:val="single" w:color="D0D7DE" w:sz="4"/>
+              <w:right w:val="single" w:color="D0D7DE" w:sz="4"/>
+            </w:tcBorders>
+            <w:shd w:fill="EAF1FB" w:color="auto" w:val="clear"/>
+            <w:tcMar>
+              <w:top w:type="dxa" w:w="50"/>
+              <w:left w:type="dxa" w:w="90"/>
+              <w:bottom w:type="dxa" w:w="50"/>
+              <w:right w:type="dxa" w:w="90"/>
+            </w:tcMar>
+          </w:tcPr>
+          <w:p>
+            <w:pPr>
+              <w:spacing w:after="0" w:before="0"/>
+            </w:pPr>
+            <w:r>
+              <w:rPr>
+                <w:b/>
+                <w:bCs/>
+                <w:sz w:val="18"/>
+                <w:szCs w:val="18"/>
+              </w:rPr>
+              <w:t xml:space="preserve">Finding</w:t>
+            </w:r>
+          </w:p>
+        </w:tc>
+        <w:tc>
+          <w:tcPr>
+            <w:tcW w:type="dxa" w:w="2516"/>
+            <w:tcBorders>
+              <w:top w:val="single" w:color="D0D7DE" w:sz="4"/>
+              <w:left w:val="single" w:color="D0D7DE" w:sz="4"/>
+              <w:bottom w:val="single" w:color="D0D7DE" w:sz="4"/>
+              <w:right w:val="single" w:color="D0D7DE" w:sz="4"/>
+            </w:tcBorders>
+            <w:shd w:fill="EAF1FB" w:color="auto" w:val="clear"/>
+            <w:tcMar>
+              <w:top w:type="dxa" w:w="50"/>
+              <w:left w:type="dxa" w:w="90"/>
+              <w:bottom w:type="dxa" w:w="50"/>
+              <w:right w:type="dxa" w:w="90"/>
+            </w:tcMar>
+          </w:tcPr>
+          <w:p>
+            <w:pPr>
+              <w:spacing w:after="0" w:before="0"/>
+            </w:pPr>
+            <w:r>
+              <w:rPr>
+                <w:b/>
+                <w:bCs/>
+                <w:sz w:val="18"/>
+                <w:szCs w:val="18"/>
+              </w:rPr>
+              <w:t xml:space="preserve">Resolution</w:t>
+            </w:r>
+          </w:p>
+        </w:tc>
+        <w:tc>
+          <w:tcPr>
+            <w:tcW w:type="dxa" w:w="3316"/>
+            <w:tcBorders>
+              <w:top w:val="single" w:color="D0D7DE" w:sz="4"/>
+              <w:left w:val="single" w:color="D0D7DE" w:sz="4"/>
+              <w:bottom w:val="single" w:color="D0D7DE" w:sz="4"/>
+              <w:right w:val="single" w:color="D0D7DE" w:sz="4"/>
+            </w:tcBorders>
+            <w:shd w:fill="EAF1FB" w:color="auto" w:val="clear"/>
+            <w:tcMar>
+              <w:top w:type="dxa" w:w="50"/>
+              <w:left w:type="dxa" w:w="90"/>
+              <w:bottom w:type="dxa" w:w="50"/>
+              <w:right w:type="dxa" w:w="90"/>
+            </w:tcMar>
+          </w:tcPr>
+          <w:p>
+            <w:pPr>
+              <w:spacing w:after="0" w:before="0"/>
+            </w:pPr>
+            <w:r>
+              <w:rPr>
+                <w:b/>
+                <w:bCs/>
+                <w:sz w:val="18"/>
+                <w:szCs w:val="18"/>
+              </w:rPr>
+              <w:t xml:space="preserve">Evidence</w:t>
+            </w:r>
+          </w:p>
+        </w:tc>
+      </w:tr>
+      <w:tr>
+        <w:tc>
+          <w:tcPr>
+            <w:tcW w:type="dxa" w:w="656"/>
+            <w:tcBorders>
+              <w:top w:val="single" w:color="D0D7DE" w:sz="4"/>
+              <w:left w:val="single" w:color="D0D7DE" w:sz="4"/>
+              <w:bottom w:val="single" w:color="D0D7DE" w:sz="4"/>
+              <w:right w:val="single" w:color="D0D7DE" w:sz="4"/>
+            </w:tcBorders>
+            <w:tcMar>
+              <w:top w:type="dxa" w:w="50"/>
+              <w:left w:type="dxa" w:w="90"/>
+              <w:bottom w:type="dxa" w:w="50"/>
+              <w:right w:type="dxa" w:w="90"/>
+            </w:tcMar>
+          </w:tcPr>
+          <w:p>
+            <w:pPr>
+              <w:spacing w:after="0" w:before="0"/>
+            </w:pPr>
+            <w:r>
+              <w:rPr>
+                <w:sz w:val="18"/>
+                <w:szCs w:val="18"/>
+              </w:rPr>
+              <w:t xml:space="preserve">R-49</w:t>
+            </w:r>
+          </w:p>
+        </w:tc>
+        <w:tc>
+          <w:tcPr>
+            <w:tcW w:type="dxa" w:w="1299"/>
+            <w:tcBorders>
+              <w:top w:val="single" w:color="D0D7DE" w:sz="4"/>
+              <w:left w:val="single" w:color="D0D7DE" w:sz="4"/>
+              <w:bottom w:val="single" w:color="D0D7DE" w:sz="4"/>
+              <w:right w:val="single" w:color="D0D7DE" w:sz="4"/>
+            </w:tcBorders>
+            <w:tcMar>
+              <w:top w:type="dxa" w:w="50"/>
+              <w:left w:type="dxa" w:w="90"/>
+              <w:bottom w:type="dxa" w:w="50"/>
+              <w:right w:type="dxa" w:w="90"/>
+            </w:tcMar>
+          </w:tcPr>
+          <w:p>
+            <w:pPr>
+              <w:spacing w:after="0" w:before="0"/>
+            </w:pPr>
+            <w:r>
+              <w:rPr>
+                <w:sz w:val="18"/>
+                <w:szCs w:val="18"/>
+              </w:rPr>
+              <w:t xml:space="preserve">Time</w:t>
+            </w:r>
+          </w:p>
+        </w:tc>
+        <w:tc>
+          <w:tcPr>
+            <w:tcW w:type="dxa" w:w="1851"/>
+            <w:tcBorders>
+              <w:top w:val="single" w:color="D0D7DE" w:sz="4"/>
+              <w:left w:val="single" w:color="D0D7DE" w:sz="4"/>
+              <w:bottom w:val="single" w:color="D0D7DE" w:sz="4"/>
+              <w:right w:val="single" w:color="D0D7DE" w:sz="4"/>
+            </w:tcBorders>
+            <w:tcMar>
+              <w:top w:type="dxa" w:w="50"/>
+              <w:left w:type="dxa" w:w="90"/>
+              <w:bottom w:type="dxa" w:w="50"/>
+              <w:right w:type="dxa" w:w="90"/>
+            </w:tcMar>
+          </w:tcPr>
+          <w:p>
+            <w:pPr>
+              <w:spacing w:after="0" w:before="0"/>
+            </w:pPr>
+            <w:r>
+              <w:rPr>
+                <w:sz w:val="18"/>
+                <w:szCs w:val="18"/>
+              </w:rPr>
+              <w:t xml:space="preserve">Unknown time-zone names fell back to UTC silently; on Windows (no time-zone database) every IANA name was unknown, shifting events by hours</w:t>
+            </w:r>
+          </w:p>
+        </w:tc>
+        <w:tc>
+          <w:tcPr>
+            <w:tcW w:type="dxa" w:w="2516"/>
+            <w:tcBorders>
+              <w:top w:val="single" w:color="D0D7DE" w:sz="4"/>
+              <w:left w:val="single" w:color="D0D7DE" w:sz="4"/>
+              <w:bottom w:val="single" w:color="D0D7DE" w:sz="4"/>
+              <w:right w:val="single" w:color="D0D7DE" w:sz="4"/>
+            </w:tcBorders>
+            <w:tcMar>
+              <w:top w:type="dxa" w:w="50"/>
+              <w:left w:type="dxa" w:w="90"/>
+              <w:bottom w:type="dxa" w:w="50"/>
+              <w:right w:type="dxa" w:w="90"/>
+            </w:tcMar>
+          </w:tcPr>
+          <w:p>
+            <w:pPr>
+              <w:spacing w:after="0" w:before="0"/>
+            </w:pPr>
+            <w:r>
+              <w:rPr>
+                <w:rFonts w:ascii="Consolas" w:cs="Consolas" w:eastAsia="Consolas" w:hAnsi="Consolas"/>
+                <w:sz w:val="18"/>
+                <w:szCs w:val="18"/>
+              </w:rPr>
+              <w:t xml:space="preserve">tzdata</w:t>
+            </w:r>
+            <w:r>
+              <w:rPr>
+                <w:sz w:val="18"/>
+                <w:szCs w:val="18"/>
+              </w:rPr>
+              <w:t xml:space="preserve"> dependency; unknown zones and out-of-range offsets raise; sources validated at start-up</w:t>
+            </w:r>
+          </w:p>
+        </w:tc>
+        <w:tc>
+          <w:tcPr>
+            <w:tcW w:type="dxa" w:w="3316"/>
+            <w:tcBorders>
+              <w:top w:val="single" w:color="D0D7DE" w:sz="4"/>
+              <w:left w:val="single" w:color="D0D7DE" w:sz="4"/>
+              <w:bottom w:val="single" w:color="D0D7DE" w:sz="4"/>
+              <w:right w:val="single" w:color="D0D7DE" w:sz="4"/>
+            </w:tcBorders>
+            <w:tcMar>
+              <w:top w:type="dxa" w:w="50"/>
+              <w:left w:type="dxa" w:w="90"/>
+              <w:bottom w:type="dxa" w:w="50"/>
+              <w:right w:type="dxa" w:w="90"/>
+            </w:tcMar>
+          </w:tcPr>
+          <w:p>
+            <w:pPr>
+              <w:spacing w:after="0" w:before="0"/>
+            </w:pPr>
+            <w:r>
+              <w:rPr>
+                <w:rFonts w:ascii="Consolas" w:cs="Consolas" w:eastAsia="Consolas" w:hAnsi="Consolas"/>
+                <w:sz w:val="18"/>
+                <w:szCs w:val="18"/>
+              </w:rPr>
+              <w:t xml:space="preserve">test_unknown_time_zones_fail_at_start_up_not_silently</w:t>
+            </w:r>
+          </w:p>
+        </w:tc>
+      </w:tr>
+      <w:tr>
+        <w:tc>
+          <w:tcPr>
+            <w:tcW w:type="dxa" w:w="656"/>
+            <w:tcBorders>
+              <w:top w:val="single" w:color="D0D7DE" w:sz="4"/>
+              <w:left w:val="single" w:color="D0D7DE" w:sz="4"/>
+              <w:bottom w:val="single" w:color="D0D7DE" w:sz="4"/>
+              <w:right w:val="single" w:color="D0D7DE" w:sz="4"/>
+            </w:tcBorders>
+            <w:tcMar>
+              <w:top w:type="dxa" w:w="50"/>
+              <w:left w:type="dxa" w:w="90"/>
+              <w:bottom w:type="dxa" w:w="50"/>
+              <w:right w:type="dxa" w:w="90"/>
+            </w:tcMar>
+          </w:tcPr>
+          <w:p>
+            <w:pPr>
+              <w:spacing w:after="0" w:before="0"/>
+            </w:pPr>
+            <w:r>
+              <w:rPr>
+                <w:sz w:val="18"/>
+                <w:szCs w:val="18"/>
+              </w:rPr>
+              <w:t xml:space="preserve">R-50</w:t>
+            </w:r>
+          </w:p>
+        </w:tc>
+        <w:tc>
+          <w:tcPr>
+            <w:tcW w:type="dxa" w:w="1299"/>
+            <w:tcBorders>
+              <w:top w:val="single" w:color="D0D7DE" w:sz="4"/>
+              <w:left w:val="single" w:color="D0D7DE" w:sz="4"/>
+              <w:bottom w:val="single" w:color="D0D7DE" w:sz="4"/>
+              <w:right w:val="single" w:color="D0D7DE" w:sz="4"/>
+            </w:tcBorders>
+            <w:tcMar>
+              <w:top w:type="dxa" w:w="50"/>
+              <w:left w:type="dxa" w:w="90"/>
+              <w:bottom w:type="dxa" w:w="50"/>
+              <w:right w:type="dxa" w:w="90"/>
+            </w:tcMar>
+          </w:tcPr>
+          <w:p>
+            <w:pPr>
+              <w:spacing w:after="0" w:before="0"/>
+            </w:pPr>
+            <w:r>
+              <w:rPr>
+                <w:sz w:val="18"/>
+                <w:szCs w:val="18"/>
+              </w:rPr>
+              <w:t xml:space="preserve">Supply chain</w:t>
+            </w:r>
+          </w:p>
+        </w:tc>
+        <w:tc>
+          <w:tcPr>
+            <w:tcW w:type="dxa" w:w="1851"/>
+            <w:tcBorders>
+              <w:top w:val="single" w:color="D0D7DE" w:sz="4"/>
+              <w:left w:val="single" w:color="D0D7DE" w:sz="4"/>
+              <w:bottom w:val="single" w:color="D0D7DE" w:sz="4"/>
+              <w:right w:val="single" w:color="D0D7DE" w:sz="4"/>
+            </w:tcBorders>
+            <w:tcMar>
+              <w:top w:type="dxa" w:w="50"/>
+              <w:left w:type="dxa" w:w="90"/>
+              <w:bottom w:type="dxa" w:w="50"/>
+              <w:right w:type="dxa" w:w="90"/>
+            </w:tcMar>
+          </w:tcPr>
+          <w:p>
+            <w:pPr>
+              <w:spacing w:after="0" w:before="0"/>
+            </w:pPr>
+            <w:r>
+              <w:rPr>
+                <w:sz w:val="18"/>
+                <w:szCs w:val="18"/>
+              </w:rPr>
+              <w:t xml:space="preserve">Actions referenced by moving tags; dependencies pinned by version only; no image scan or SBOM</w:t>
+            </w:r>
+          </w:p>
+        </w:tc>
+        <w:tc>
+          <w:tcPr>
+            <w:tcW w:type="dxa" w:w="2516"/>
+            <w:tcBorders>
+              <w:top w:val="single" w:color="D0D7DE" w:sz="4"/>
+              <w:left w:val="single" w:color="D0D7DE" w:sz="4"/>
+              <w:bottom w:val="single" w:color="D0D7DE" w:sz="4"/>
+              <w:right w:val="single" w:color="D0D7DE" w:sz="4"/>
+            </w:tcBorders>
+            <w:tcMar>
+              <w:top w:type="dxa" w:w="50"/>
+              <w:left w:type="dxa" w:w="90"/>
+              <w:bottom w:type="dxa" w:w="50"/>
+              <w:right w:type="dxa" w:w="90"/>
+            </w:tcMar>
+          </w:tcPr>
+          <w:p>
+            <w:pPr>
+              <w:spacing w:after="0" w:before="0"/>
+            </w:pPr>
+            <w:r>
+              <w:rPr>
+                <w:sz w:val="18"/>
+                <w:szCs w:val="18"/>
+              </w:rPr>
+              <w:t xml:space="preserve">Actions pinned to SHAs; hash-locked requirements installed with </w:t>
+            </w:r>
+            <w:r>
+              <w:rPr>
+                <w:rFonts w:ascii="Consolas" w:cs="Consolas" w:eastAsia="Consolas" w:hAnsi="Consolas"/>
+                <w:sz w:val="18"/>
+                <w:szCs w:val="18"/>
+              </w:rPr>
+              <w:t xml:space="preserve">--require-hashes</w:t>
+            </w:r>
+            <w:r>
+              <w:rPr>
+                <w:sz w:val="18"/>
+                <w:szCs w:val="18"/>
+              </w:rPr>
+              <w:t xml:space="preserve">; Trivy scan and CycloneDX SBOM in CI; Dependabot</w:t>
+            </w:r>
+          </w:p>
+        </w:tc>
+        <w:tc>
+          <w:tcPr>
+            <w:tcW w:type="dxa" w:w="3316"/>
+            <w:tcBorders>
+              <w:top w:val="single" w:color="D0D7DE" w:sz="4"/>
+              <w:left w:val="single" w:color="D0D7DE" w:sz="4"/>
+              <w:bottom w:val="single" w:color="D0D7DE" w:sz="4"/>
+              <w:right w:val="single" w:color="D0D7DE" w:sz="4"/>
+            </w:tcBorders>
+            <w:tcMar>
+              <w:top w:type="dxa" w:w="50"/>
+              <w:left w:type="dxa" w:w="90"/>
+              <w:bottom w:type="dxa" w:w="50"/>
+              <w:right w:type="dxa" w:w="90"/>
+            </w:tcMar>
+          </w:tcPr>
+          <w:p>
+            <w:pPr>
+              <w:spacing w:after="0" w:before="0"/>
+            </w:pPr>
+            <w:r>
+              <w:rPr>
+                <w:rFonts w:ascii="Consolas" w:cs="Consolas" w:eastAsia="Consolas" w:hAnsi="Consolas"/>
+                <w:sz w:val="18"/>
+                <w:szCs w:val="18"/>
+              </w:rPr>
+              <w:t xml:space="preserve">.github/workflows/ci.yml</w:t>
+            </w:r>
+            <w:r>
+              <w:rPr>
+                <w:sz w:val="18"/>
+                <w:szCs w:val="18"/>
+              </w:rPr>
+              <w:t xml:space="preserve">, </w:t>
+            </w:r>
+            <w:r>
+              <w:rPr>
+                <w:rFonts w:ascii="Consolas" w:cs="Consolas" w:eastAsia="Consolas" w:hAnsi="Consolas"/>
+                <w:sz w:val="18"/>
+                <w:szCs w:val="18"/>
+              </w:rPr>
+              <w:t xml:space="preserve">.github/dependabot.yml</w:t>
+            </w:r>
+          </w:p>
+        </w:tc>
+      </w:tr>
+      <w:tr>
+        <w:tc>
+          <w:tcPr>
+            <w:tcW w:type="dxa" w:w="656"/>
+            <w:tcBorders>
+              <w:top w:val="single" w:color="D0D7DE" w:sz="4"/>
+              <w:left w:val="single" w:color="D0D7DE" w:sz="4"/>
+              <w:bottom w:val="single" w:color="D0D7DE" w:sz="4"/>
+              <w:right w:val="single" w:color="D0D7DE" w:sz="4"/>
+            </w:tcBorders>
+            <w:tcMar>
+              <w:top w:type="dxa" w:w="50"/>
+              <w:left w:type="dxa" w:w="90"/>
+              <w:bottom w:type="dxa" w:w="50"/>
+              <w:right w:type="dxa" w:w="90"/>
+            </w:tcMar>
+          </w:tcPr>
+          <w:p>
+            <w:pPr>
+              <w:spacing w:after="0" w:before="0"/>
+            </w:pPr>
+            <w:r>
+              <w:rPr>
+                <w:sz w:val="18"/>
+                <w:szCs w:val="18"/>
+              </w:rPr>
+              <w:t xml:space="preserve">R-51</w:t>
+            </w:r>
+          </w:p>
+        </w:tc>
+        <w:tc>
+          <w:tcPr>
+            <w:tcW w:type="dxa" w:w="1299"/>
+            <w:tcBorders>
+              <w:top w:val="single" w:color="D0D7DE" w:sz="4"/>
+              <w:left w:val="single" w:color="D0D7DE" w:sz="4"/>
+              <w:bottom w:val="single" w:color="D0D7DE" w:sz="4"/>
+              <w:right w:val="single" w:color="D0D7DE" w:sz="4"/>
+            </w:tcBorders>
+            <w:tcMar>
+              <w:top w:type="dxa" w:w="50"/>
+              <w:left w:type="dxa" w:w="90"/>
+              <w:bottom w:type="dxa" w:w="50"/>
+              <w:right w:type="dxa" w:w="90"/>
+            </w:tcMar>
+          </w:tcPr>
+          <w:p>
+            <w:pPr>
+              <w:spacing w:after="0" w:before="0"/>
+            </w:pPr>
+            <w:r>
+              <w:rPr>
+                <w:sz w:val="18"/>
+                <w:szCs w:val="18"/>
+              </w:rPr>
+              <w:t xml:space="preserve">CI</w:t>
+            </w:r>
+          </w:p>
+        </w:tc>
+        <w:tc>
+          <w:tcPr>
+            <w:tcW w:type="dxa" w:w="1851"/>
+            <w:tcBorders>
+              <w:top w:val="single" w:color="D0D7DE" w:sz="4"/>
+              <w:left w:val="single" w:color="D0D7DE" w:sz="4"/>
+              <w:bottom w:val="single" w:color="D0D7DE" w:sz="4"/>
+              <w:right w:val="single" w:color="D0D7DE" w:sz="4"/>
+            </w:tcBorders>
+            <w:tcMar>
+              <w:top w:type="dxa" w:w="50"/>
+              <w:left w:type="dxa" w:w="90"/>
+              <w:bottom w:type="dxa" w:w="50"/>
+              <w:right w:type="dxa" w:w="90"/>
+            </w:tcMar>
+          </w:tcPr>
+          <w:p>
+            <w:pPr>
+              <w:spacing w:after="0" w:before="0"/>
+            </w:pPr>
+            <w:r>
+              <w:rPr>
+                <w:sz w:val="18"/>
+                <w:szCs w:val="18"/>
+              </w:rPr>
+              <w:t xml:space="preserve">The LODESTAR contract job could never read the private LODESTAR repository, so it always skipped on GitHub</w:t>
+            </w:r>
+          </w:p>
+        </w:tc>
+        <w:tc>
+          <w:tcPr>
+            <w:tcW w:type="dxa" w:w="2516"/>
+            <w:tcBorders>
+              <w:top w:val="single" w:color="D0D7DE" w:sz="4"/>
+              <w:left w:val="single" w:color="D0D7DE" w:sz="4"/>
+              <w:bottom w:val="single" w:color="D0D7DE" w:sz="4"/>
+              <w:right w:val="single" w:color="D0D7DE" w:sz="4"/>
+            </w:tcBorders>
+            <w:tcMar>
+              <w:top w:type="dxa" w:w="50"/>
+              <w:left w:type="dxa" w:w="90"/>
+              <w:bottom w:type="dxa" w:w="50"/>
+              <w:right w:type="dxa" w:w="90"/>
+            </w:tcMar>
+          </w:tcPr>
+          <w:p>
+            <w:pPr>
+              <w:spacing w:after="0" w:before="0"/>
+            </w:pPr>
+            <w:r>
+              <w:rPr>
+                <w:sz w:val="18"/>
+                <w:szCs w:val="18"/>
+              </w:rPr>
+              <w:t xml:space="preserve">Optional </w:t>
+            </w:r>
+            <w:r>
+              <w:rPr>
+                <w:rFonts w:ascii="Consolas" w:cs="Consolas" w:eastAsia="Consolas" w:hAnsi="Consolas"/>
+                <w:sz w:val="18"/>
+                <w:szCs w:val="18"/>
+              </w:rPr>
+              <w:t xml:space="preserve">LODESTAR_READ_TOKEN</w:t>
+            </w:r>
+            <w:r>
+              <w:rPr>
+                <w:sz w:val="18"/>
+                <w:szCs w:val="18"/>
+              </w:rPr>
+              <w:t xml:space="preserve"> secret</w:t>
+            </w:r>
+          </w:p>
+        </w:tc>
+        <w:tc>
+          <w:tcPr>
+            <w:tcW w:type="dxa" w:w="3316"/>
+            <w:tcBorders>
+              <w:top w:val="single" w:color="D0D7DE" w:sz="4"/>
+              <w:left w:val="single" w:color="D0D7DE" w:sz="4"/>
+              <w:bottom w:val="single" w:color="D0D7DE" w:sz="4"/>
+              <w:right w:val="single" w:color="D0D7DE" w:sz="4"/>
+            </w:tcBorders>
+            <w:tcMar>
+              <w:top w:type="dxa" w:w="50"/>
+              <w:left w:type="dxa" w:w="90"/>
+              <w:bottom w:type="dxa" w:w="50"/>
+              <w:right w:type="dxa" w:w="90"/>
+            </w:tcMar>
+          </w:tcPr>
+          <w:p>
+            <w:pPr>
+              <w:spacing w:after="0" w:before="0"/>
+            </w:pPr>
+            <w:r>
+              <w:rPr>
+                <w:sz w:val="18"/>
+                <w:szCs w:val="18"/>
+              </w:rPr>
+              <w:t xml:space="preserve">CI job </w:t>
+            </w:r>
+            <w:r>
+              <w:rPr>
+                <w:rFonts w:ascii="Consolas" w:cs="Consolas" w:eastAsia="Consolas" w:hAnsi="Consolas"/>
+                <w:sz w:val="18"/>
+                <w:szCs w:val="18"/>
+              </w:rPr>
+              <w:t xml:space="preserve">lodestar-contract</w:t>
+            </w:r>
+          </w:p>
+        </w:tc>
+      </w:tr>
+      <w:tr>
+        <w:tc>
+          <w:tcPr>
+            <w:tcW w:type="dxa" w:w="656"/>
+            <w:tcBorders>
+              <w:top w:val="single" w:color="D0D7DE" w:sz="4"/>
+              <w:left w:val="single" w:color="D0D7DE" w:sz="4"/>
+              <w:bottom w:val="single" w:color="D0D7DE" w:sz="4"/>
+              <w:right w:val="single" w:color="D0D7DE" w:sz="4"/>
+            </w:tcBorders>
+            <w:tcMar>
+              <w:top w:type="dxa" w:w="50"/>
+              <w:left w:type="dxa" w:w="90"/>
+              <w:bottom w:type="dxa" w:w="50"/>
+              <w:right w:type="dxa" w:w="90"/>
+            </w:tcMar>
+          </w:tcPr>
+          <w:p>
+            <w:pPr>
+              <w:spacing w:after="0" w:before="0"/>
+            </w:pPr>
+            <w:r>
+              <w:rPr>
+                <w:sz w:val="18"/>
+                <w:szCs w:val="18"/>
+              </w:rPr>
+              <w:t xml:space="preserve">R-52</w:t>
+            </w:r>
+          </w:p>
+        </w:tc>
+        <w:tc>
+          <w:tcPr>
+            <w:tcW w:type="dxa" w:w="1299"/>
+            <w:tcBorders>
+              <w:top w:val="single" w:color="D0D7DE" w:sz="4"/>
+              <w:left w:val="single" w:color="D0D7DE" w:sz="4"/>
+              <w:bottom w:val="single" w:color="D0D7DE" w:sz="4"/>
+              <w:right w:val="single" w:color="D0D7DE" w:sz="4"/>
+            </w:tcBorders>
+            <w:tcMar>
+              <w:top w:type="dxa" w:w="50"/>
+              <w:left w:type="dxa" w:w="90"/>
+              <w:bottom w:type="dxa" w:w="50"/>
+              <w:right w:type="dxa" w:w="90"/>
+            </w:tcMar>
+          </w:tcPr>
+          <w:p>
+            <w:pPr>
+              <w:spacing w:after="0" w:before="0"/>
+            </w:pPr>
+            <w:r>
+              <w:rPr>
+                <w:sz w:val="18"/>
+                <w:szCs w:val="18"/>
+              </w:rPr>
+              <w:t xml:space="preserve">Repository</w:t>
+            </w:r>
+          </w:p>
+        </w:tc>
+        <w:tc>
+          <w:tcPr>
+            <w:tcW w:type="dxa" w:w="1851"/>
+            <w:tcBorders>
+              <w:top w:val="single" w:color="D0D7DE" w:sz="4"/>
+              <w:left w:val="single" w:color="D0D7DE" w:sz="4"/>
+              <w:bottom w:val="single" w:color="D0D7DE" w:sz="4"/>
+              <w:right w:val="single" w:color="D0D7DE" w:sz="4"/>
+            </w:tcBorders>
+            <w:tcMar>
+              <w:top w:type="dxa" w:w="50"/>
+              <w:left w:type="dxa" w:w="90"/>
+              <w:bottom w:type="dxa" w:w="50"/>
+              <w:right w:type="dxa" w:w="90"/>
+            </w:tcMar>
+          </w:tcPr>
+          <w:p>
+            <w:pPr>
+              <w:spacing w:after="0" w:before="0"/>
+            </w:pPr>
+            <w:r>
+              <w:rPr>
+                <w:sz w:val="18"/>
+                <w:szCs w:val="18"/>
+              </w:rPr>
+              <w:t xml:space="preserve">No changelog, code owners or tracked roadmap; Dockerfile comments out of date</w:t>
+            </w:r>
+          </w:p>
+        </w:tc>
+        <w:tc>
+          <w:tcPr>
+            <w:tcW w:type="dxa" w:w="2516"/>
+            <w:tcBorders>
+              <w:top w:val="single" w:color="D0D7DE" w:sz="4"/>
+              <w:left w:val="single" w:color="D0D7DE" w:sz="4"/>
+              <w:bottom w:val="single" w:color="D0D7DE" w:sz="4"/>
+              <w:right w:val="single" w:color="D0D7DE" w:sz="4"/>
+            </w:tcBorders>
+            <w:tcMar>
+              <w:top w:type="dxa" w:w="50"/>
+              <w:left w:type="dxa" w:w="90"/>
+              <w:bottom w:type="dxa" w:w="50"/>
+              <w:right w:type="dxa" w:w="90"/>
+            </w:tcMar>
+          </w:tcPr>
+          <w:p>
+            <w:pPr>
+              <w:spacing w:after="0" w:before="0"/>
+            </w:pPr>
+            <w:r>
+              <w:rPr>
+                <w:sz w:val="18"/>
+                <w:szCs w:val="18"/>
+              </w:rPr>
+              <w:t xml:space="preserve">CHANGELOG, CODEOWNERS, ROADMAP with issue script; Dockerfile updated</w:t>
+            </w:r>
+          </w:p>
+        </w:tc>
+        <w:tc>
+          <w:tcPr>
+            <w:tcW w:type="dxa" w:w="3316"/>
+            <w:tcBorders>
+              <w:top w:val="single" w:color="D0D7DE" w:sz="4"/>
+              <w:left w:val="single" w:color="D0D7DE" w:sz="4"/>
+              <w:bottom w:val="single" w:color="D0D7DE" w:sz="4"/>
+              <w:right w:val="single" w:color="D0D7DE" w:sz="4"/>
+            </w:tcBorders>
+            <w:tcMar>
+              <w:top w:type="dxa" w:w="50"/>
+              <w:left w:type="dxa" w:w="90"/>
+              <w:bottom w:type="dxa" w:w="50"/>
+              <w:right w:type="dxa" w:w="90"/>
+            </w:tcMar>
+          </w:tcPr>
+          <w:p>
+            <w:pPr>
+              <w:spacing w:after="0" w:before="0"/>
+            </w:pPr>
+            <w:r>
+              <w:rPr>
+                <w:rFonts w:ascii="Consolas" w:cs="Consolas" w:eastAsia="Consolas" w:hAnsi="Consolas"/>
+                <w:sz w:val="18"/>
+                <w:szCs w:val="18"/>
+              </w:rPr>
+              <w:t xml:space="preserve">test_roadmap_issues_are_consistent</w:t>
             </w:r>
           </w:p>
         </w:tc>
@@ -28534,7 +29392,7 @@
         <w:sz w:val="16"/>
         <w:szCs w:val="16"/>
       </w:rPr>
-      <w:t xml:space="preserve">MERIDIAN 1.0.0 - High-Level Design</w:t>
+      <w:t xml:space="preserve">MERIDIAN 1.0.1 - High-Level Design</w:t>
     </w:r>
   </w:p>
 </w:hdr>
